--- a/PUBLISHED/biol-8/ALL_FILES/module-12-muscular-system-questions.docx
+++ b/PUBLISHED/biol-8/ALL_FILES/module-12-muscular-system-questions.docx
@@ -4,207 +4,22 @@
   <w:body>
     <w:p>
       <w:r>
-        <w:t>Module 12: Muscular System — Study Questions</w:t>
+        <w:t>Module 12: Muscular System — Practice Questions</w:t>
       </w:r>
     </w:p>
     <w:p>
       <w:r>
-        <w:t>Functions of the Muscular System</w:t>
+        <w:t>Overview</w:t>
       </w:r>
     </w:p>
     <w:p>
       <w:r>
-        <w:t>What are the major functions of the muscular system?</w:t>
+        <w:t>The muscular system is responsible for producing movement, maintaining posture, generating heat, and stabilizing joints. It consists of three primary types of muscle tissue: skeletal, cardiac, and smooth muscle. Exploring the microscopic structure of a muscle fiber and the sliding filament theory provides the biological basis for how muscles contract and produce force in response to nerve signals.</w:t>
       </w:r>
     </w:p>
     <w:p>
       <w:r>
-        <w:t>How do muscles help maintain body temperature?</w:t>
-      </w:r>
-    </w:p>
-    <w:p>
-      <w:r>
-        <w:t>How does the muscular system contribute to posture?</w:t>
-      </w:r>
-    </w:p>
-    <w:p>
-      <w:r>
-        <w:t>Why is it important that muscles work in pairs?</w:t>
-      </w:r>
-    </w:p>
-    <w:p>
-      <w:r>
-        <w:t>Skeletal Muscle Structure</w:t>
-      </w:r>
-    </w:p>
-    <w:p>
-      <w:r>
-        <w:t>Describe the hierarchical organization of a skeletal muscle from largest to smallest component.</w:t>
-      </w:r>
-    </w:p>
-    <w:p>
-      <w:r>
-        <w:t>What is a muscle fiber, and how is it different from a typical cell?</w:t>
-      </w:r>
-    </w:p>
-    <w:p>
-      <w:r>
-        <w:t>What is a myofibril?</w:t>
-      </w:r>
-    </w:p>
-    <w:p>
-      <w:r>
-        <w:t>What is a sarcomere, and why is it considered the functional unit of muscle contraction?</w:t>
-      </w:r>
-    </w:p>
-    <w:p>
-      <w:r>
-        <w:t>What are the thick and thin filaments in a sarcomere made of?</w:t>
-      </w:r>
-    </w:p>
-    <w:p>
-      <w:r>
-        <w:t>What is the significance of the Z-lines in a sarcomere?</w:t>
-      </w:r>
-    </w:p>
-    <w:p>
-      <w:r>
-        <w:t>What is the relationship between the A-band and I-band during muscle contraction?</w:t>
-      </w:r>
-    </w:p>
-    <w:p>
-      <w:r>
-        <w:t>Name and describe the three connective tissue layers that organize skeletal muscle.</w:t>
-      </w:r>
-    </w:p>
-    <w:p>
-      <w:r>
-        <w:t>Sliding Filament Theory</w:t>
-      </w:r>
-    </w:p>
-    <w:p>
-      <w:r>
-        <w:t>Describe the sliding filament theory of muscle contraction.</w:t>
-      </w:r>
-    </w:p>
-    <w:p>
-      <w:r>
-        <w:t>During contraction, do the thick and thin filaments shorten or do they slide past each other?</w:t>
-      </w:r>
-    </w:p>
-    <w:p>
-      <w:r>
-        <w:t>What is the cross-bridge cycle? Describe its main steps.</w:t>
-      </w:r>
-    </w:p>
-    <w:p>
-      <w:r>
-        <w:t>What role does ATP play in muscle contraction?</w:t>
-      </w:r>
-    </w:p>
-    <w:p>
-      <w:r>
-        <w:t>Why is calcium essential for muscle contraction?</w:t>
-      </w:r>
-    </w:p>
-    <w:p>
-      <w:r>
-        <w:t>What are the functions of troponin and tropomyosin?</w:t>
-      </w:r>
-    </w:p>
-    <w:p>
-      <w:r>
-        <w:t>What happens when calcium is removed from the muscle cell after contraction?</w:t>
-      </w:r>
-    </w:p>
-    <w:p>
-      <w:r>
-        <w:t>Neuromuscular Junction</w:t>
-      </w:r>
-    </w:p>
-    <w:p>
-      <w:r>
-        <w:t>What is a neuromuscular junction?</w:t>
-      </w:r>
-    </w:p>
-    <w:p>
-      <w:r>
-        <w:t>What neurotransmitter is released at the neuromuscular junction?</w:t>
-      </w:r>
-    </w:p>
-    <w:p>
-      <w:r>
-        <w:t>How does an action potential in a motor neuron lead to muscle contraction?</w:t>
-      </w:r>
-    </w:p>
-    <w:p>
-      <w:r>
-        <w:t>What is excitation-contraction coupling?</w:t>
-      </w:r>
-    </w:p>
-    <w:p>
-      <w:r>
-        <w:t>What would happen if acetylcholine were not broken down after being released?</w:t>
-      </w:r>
-    </w:p>
-    <w:p>
-      <w:r>
-        <w:t>Muscle Mechanics</w:t>
-      </w:r>
-    </w:p>
-    <w:p>
-      <w:r>
-        <w:t>What is a motor unit?</w:t>
-      </w:r>
-    </w:p>
-    <w:p>
-      <w:r>
-        <w:t>How does the nervous system control the strength of muscle contraction?</w:t>
-      </w:r>
-    </w:p>
-    <w:p>
-      <w:r>
-        <w:t>What is the difference between a muscle twitch and tetanus?</w:t>
-      </w:r>
-    </w:p>
-    <w:p>
-      <w:r>
-        <w:t>What is summation in muscle contraction?</w:t>
-      </w:r>
-    </w:p>
-    <w:p>
-      <w:r>
-        <w:t>What is the difference between isotonic and isometric contractions?</w:t>
-      </w:r>
-    </w:p>
-    <w:p>
-      <w:r>
-        <w:t>What causes muscle fatigue, and how can it be reduced?</w:t>
-      </w:r>
-    </w:p>
-    <w:p>
-      <w:r>
-        <w:t>Muscle Fiber Types</w:t>
-      </w:r>
-    </w:p>
-    <w:p>
-      <w:r>
-        <w:t>What are the differences between slow-twitch (Type I) and fast-twitch (Type II) muscle fibers?</w:t>
-      </w:r>
-    </w:p>
-    <w:p>
-      <w:r>
-        <w:t>Which type of muscle fiber is more resistant to fatigue, and why?</w:t>
-      </w:r>
-    </w:p>
-    <w:p>
-      <w:r>
-        <w:t>What types of activities are best suited for each fiber type?</w:t>
-      </w:r>
-    </w:p>
-    <w:p>
-      <w:r>
-        <w:t>Can training change the proportion of muscle fiber types in your body?</w:t>
+        <w:t>Practice Questions</w:t>
       </w:r>
     </w:p>
     <w:sectPr>

--- a/PUBLISHED/biol-8/ALL_FILES/module-12-muscular-system-questions.docx
+++ b/PUBLISHED/biol-8/ALL_FILES/module-12-muscular-system-questions.docx
@@ -3,11 +3,17 @@
 <w:document xmlns:wpc="http://schemas.microsoft.com/office/word/2010/wordprocessingCanvas" xmlns:mo="http://schemas.microsoft.com/office/mac/office/2008/main" xmlns:mc="http://schemas.openxmlformats.org/markup-compatibility/2006" xmlns:mv="urn:schemas-microsoft-com:mac:vml" xmlns:o="urn:schemas-microsoft-com:office:office" xmlns:r="http://schemas.openxmlformats.org/officeDocument/2006/relationships" xmlns:m="http://schemas.openxmlformats.org/officeDocument/2006/math" xmlns:v="urn:schemas-microsoft-com:vml" xmlns:wp14="http://schemas.microsoft.com/office/word/2010/wordprocessingDrawing" xmlns:wp="http://schemas.openxmlformats.org/drawingml/2006/wordprocessingDrawing" xmlns:w10="urn:schemas-microsoft-com:office:word" xmlns:w="http://schemas.openxmlformats.org/wordprocessingml/2006/main" xmlns:w14="http://schemas.microsoft.com/office/word/2010/wordml" xmlns:wpg="http://schemas.microsoft.com/office/word/2010/wordprocessingGroup" xmlns:wpi="http://schemas.microsoft.com/office/word/2010/wordprocessingInk" xmlns:wne="http://schemas.microsoft.com/office/word/2006/wordml" xmlns:wps="http://schemas.microsoft.com/office/word/2010/wordprocessingShape" mc:Ignorable="w14 wp14">
   <w:body>
     <w:p>
+      <w:pPr>
+        <w:pStyle w:val="Heading1"/>
+      </w:pPr>
       <w:r>
         <w:t>Module 12: Muscular System — Practice Questions</w:t>
       </w:r>
     </w:p>
     <w:p>
+      <w:pPr>
+        <w:pStyle w:val="Heading2"/>
+      </w:pPr>
       <w:r>
         <w:t>Overview</w:t>
       </w:r>
@@ -18,8 +24,107 @@
       </w:r>
     </w:p>
     <w:p>
+      <w:pPr>
+        <w:pStyle w:val="Heading2"/>
+      </w:pPr>
       <w:r>
         <w:t>Practice Questions</w:t>
+      </w:r>
+    </w:p>
+    <w:p>
+      <w:r>
+        <w:t xml:space="preserve">1. </w:t>
+      </w:r>
+      <w:r>
+        <w:t>What are the three types of muscle tissue found in the body?</w:t>
+      </w:r>
+    </w:p>
+    <w:p>
+      <w:r>
+        <w:t xml:space="preserve">2. </w:t>
+      </w:r>
+      <w:r>
+        <w:t>How does voluntary muscle differ from involuntary muscle?</w:t>
+      </w:r>
+    </w:p>
+    <w:p>
+      <w:r>
+        <w:t xml:space="preserve">3. </w:t>
+      </w:r>
+      <w:r>
+        <w:t>What is the basic functional unit of a muscle fiber?</w:t>
+      </w:r>
+    </w:p>
+    <w:p>
+      <w:r>
+        <w:t xml:space="preserve">4. </w:t>
+      </w:r>
+      <w:r>
+        <w:t>How do actin and myosin interact during muscle contraction?</w:t>
+      </w:r>
+    </w:p>
+    <w:p>
+      <w:r>
+        <w:t xml:space="preserve">5. </w:t>
+      </w:r>
+      <w:r>
+        <w:t>What role does ATP play in the process of muscle contraction?</w:t>
+      </w:r>
+    </w:p>
+    <w:p>
+      <w:r>
+        <w:t xml:space="preserve">6. </w:t>
+      </w:r>
+      <w:r>
+        <w:t>How is calcium utilized to trigger muscle contraction?</w:t>
+      </w:r>
+    </w:p>
+    <w:p>
+      <w:r>
+        <w:t xml:space="preserve">7. </w:t>
+      </w:r>
+      <w:r>
+        <w:t>What causes muscle fatigue during prolonged, strenuous exercise?</w:t>
+      </w:r>
+    </w:p>
+    <w:p>
+      <w:r>
+        <w:t xml:space="preserve">8. </w:t>
+      </w:r>
+      <w:r>
+        <w:t>What is the difference between a muscle origin and a muscle insertion?</w:t>
+      </w:r>
+    </w:p>
+    <w:p>
+      <w:r>
+        <w:t xml:space="preserve">9. </w:t>
+      </w:r>
+      <w:r>
+        <w:t>How do muscles work in antagonistic pairs (e.g., biceps and triceps)?</w:t>
+      </w:r>
+    </w:p>
+    <w:p>
+      <w:r>
+        <w:t xml:space="preserve">10. </w:t>
+      </w:r>
+      <w:r>
+        <w:t>What is a motor unit, and how does it relate to muscle strength?</w:t>
+      </w:r>
+    </w:p>
+    <w:p>
+      <w:r>
+        <w:t xml:space="preserve">11. </w:t>
+      </w:r>
+      <w:r>
+        <w:t>How does resistance training affect muscle fiber size?</w:t>
+      </w:r>
+    </w:p>
+    <w:p>
+      <w:r>
+        <w:t xml:space="preserve">12. </w:t>
+      </w:r>
+      <w:r>
+        <w:t>What are the main functions of smooth muscle in organ systems?</w:t>
       </w:r>
     </w:p>
     <w:sectPr>
